--- a/HTEBO/01_开题与汇报/开题报告_新_无导向Pd烯基化区域选择性预测_修订版v5.docx
+++ b/HTEBO/01_开题与汇报/开题报告_新_无导向Pd烯基化区域选择性预测_修订版v5.docx
@@ -384,7 +384,24 @@
           <w:b w:val="0"/>
           <w:sz w:val="24"/>
         </w:rPr>
-        <w:t xml:space="preserve"> 对 Pd(II) 催化 C–H 活化的机理进行了深入研究，为理解配体与氧化剂协同下的金属化路径提供了重要依据。</w:t>
+        <w:t xml:space="preserve"> 对 Pd(II) 催化 C–H 活化的机理进行了深入研究，为理解配体与氧化剂协同下的金属化路径提供了重要依据。2008 年，Davies 与 Manning</w:t>
+      </w:r>
+      <w:r>
+        <w:rPr>
+          <w:rFonts w:ascii="Times New Roman" w:hAnsi="Times New Roman" w:eastAsia="宋体"/>
+          <w:b w:val="0"/>
+          <w:sz w:val="24"/>
+          <w:vertAlign w:val="superscript"/>
+        </w:rPr>
+        <w:t>[10]</w:t>
+      </w:r>
+      <w:r>
+        <w:rPr>
+          <w:rFonts w:ascii="Times New Roman" w:hAnsi="Times New Roman" w:eastAsia="宋体"/>
+          <w:b w:val="0"/>
+          <w:sz w:val="24"/>
+        </w:rPr>
+        <w:t xml:space="preserve"> 在 Nature 上系统论述了催化 C–H 官能化的策略框架，为理解无导向条件下多位点竞争的普遍性提供了背景。</w:t>
       </w:r>
     </w:p>
     <w:p>
@@ -403,15 +420,15 @@
           <w:sz w:val="24"/>
           <w:vertAlign w:val="superscript"/>
         </w:rPr>
-        <w:t>[10]</w:t>
-      </w:r>
-      <w:r>
-        <w:rPr>
-          <w:rFonts w:ascii="Times New Roman" w:hAnsi="Times New Roman" w:eastAsia="宋体"/>
-          <w:b w:val="0"/>
-          <w:sz w:val="24"/>
-        </w:rPr>
-        <w:t xml:space="preserve"> 于 2014 年在 Chemical Reviews 系统总结了配体促进 Pd(II) 催化 C–H 活化反应的发展，指出单齿吡啶型及 MPAA 类配体可在无外源导向基条件下显著拓展底物范围并改善位点选择性。2019 年，Daugulis 课题组（Farizyan 与 Daugulis）</w:t>
+        <w:t>[11]</w:t>
+      </w:r>
+      <w:r>
+        <w:rPr>
+          <w:rFonts w:ascii="Times New Roman" w:hAnsi="Times New Roman" w:eastAsia="宋体"/>
+          <w:b w:val="0"/>
+          <w:sz w:val="24"/>
+        </w:rPr>
+        <w:t xml:space="preserve"> 于 2014 年在 Chemical Reviews 系统总结了配体促进 Pd(II) 催化 C–H 活化反应的发展，指出单齿吡啶型及 MPAA 类配体可在无外源导向基条件下显著拓展底物范围并改善位点选择性。2012 年，Engle 与 Yu</w:t>
       </w:r>
       <w:r>
         <w:rPr>
@@ -420,15 +437,15 @@
           <w:sz w:val="24"/>
           <w:vertAlign w:val="superscript"/>
         </w:rPr>
-        <w:t>[11]</w:t>
-      </w:r>
-      <w:r>
-        <w:rPr>
-          <w:rFonts w:ascii="Times New Roman" w:hAnsi="Times New Roman" w:eastAsia="宋体"/>
-          <w:b w:val="0"/>
-          <w:sz w:val="24"/>
-        </w:rPr>
-        <w:t xml:space="preserve"> 报道了钯催化芳烃 C–H 烯基化新策略，进一步丰富了无导向或弱导向条件下的反应工具箱。</w:t>
+        <w:t>[12]</w:t>
+      </w:r>
+      <w:r>
+        <w:rPr>
+          <w:rFonts w:ascii="Times New Roman" w:hAnsi="Times New Roman" w:eastAsia="宋体"/>
+          <w:b w:val="0"/>
+          <w:sz w:val="24"/>
+        </w:rPr>
+        <w:t xml:space="preserve"> 在 Accounts of Chemical Research 发表综述，强调弱配位导向基策略对拓展 C–H 官能化底物面的关键作用。</w:t>
       </w:r>
     </w:p>
     <w:p>
@@ -457,7 +474,7 @@
           <w:sz w:val="24"/>
           <w:vertAlign w:val="superscript"/>
         </w:rPr>
-        <w:t>[12]</w:t>
+        <w:t>[13]</w:t>
       </w:r>
       <w:r>
         <w:rPr>
@@ -474,15 +491,100 @@
           <w:sz w:val="24"/>
           <w:vertAlign w:val="superscript"/>
         </w:rPr>
-        <w:t>[12]</w:t>
-      </w:r>
-      <w:r>
-        <w:rPr>
-          <w:rFonts w:ascii="Times New Roman" w:hAnsi="Times New Roman" w:eastAsia="宋体"/>
-          <w:b w:val="0"/>
-          <w:sz w:val="24"/>
-        </w:rPr>
-        <w:t>。该综述指出，配体设计、氧化循环调控以及对竞争路径的定量认识，仍是提升方法普适性与可预测性的关键。</w:t>
+        <w:t>[13]</w:t>
+      </w:r>
+      <w:r>
+        <w:rPr>
+          <w:rFonts w:ascii="Times New Roman" w:hAnsi="Times New Roman" w:eastAsia="宋体"/>
+          <w:b w:val="0"/>
+          <w:sz w:val="24"/>
+        </w:rPr>
+        <w:t>。2010 年，Sanford 课题组（Lyons 与 Sanford）</w:t>
+      </w:r>
+      <w:r>
+        <w:rPr>
+          <w:rFonts w:ascii="Times New Roman" w:hAnsi="Times New Roman" w:eastAsia="宋体"/>
+          <w:b w:val="0"/>
+          <w:sz w:val="24"/>
+          <w:vertAlign w:val="superscript"/>
+        </w:rPr>
+        <w:t>[14]</w:t>
+      </w:r>
+      <w:r>
+        <w:rPr>
+          <w:rFonts w:ascii="Times New Roman" w:hAnsi="Times New Roman" w:eastAsia="宋体"/>
+          <w:b w:val="0"/>
+          <w:sz w:val="24"/>
+        </w:rPr>
+        <w:t xml:space="preserve"> 在 Chemical Reviews 总结了钯催化配体导向 C–H 官能化反应，指出氧化态钯循环与配体场效应共同决定位点偏好。2017 年，Yu 与 Houk 课题组</w:t>
+      </w:r>
+      <w:r>
+        <w:rPr>
+          <w:rFonts w:ascii="Times New Roman" w:hAnsi="Times New Roman" w:eastAsia="宋体"/>
+          <w:b w:val="0"/>
+          <w:sz w:val="24"/>
+          <w:vertAlign w:val="superscript"/>
+        </w:rPr>
+        <w:t>[15]</w:t>
+      </w:r>
+      <w:r>
+        <w:rPr>
+          <w:rFonts w:ascii="Times New Roman" w:hAnsi="Times New Roman" w:eastAsia="宋体"/>
+          <w:b w:val="0"/>
+          <w:sz w:val="24"/>
+        </w:rPr>
+        <w:t xml:space="preserve"> 报道实验–计算协同研究，揭示了 MPAA 等配体促进 C–H 活化过程中的金属化–去质子化机理细节。2013 年，Engle 与 Yu</w:t>
+      </w:r>
+      <w:r>
+        <w:rPr>
+          <w:rFonts w:ascii="Times New Roman" w:hAnsi="Times New Roman" w:eastAsia="宋体"/>
+          <w:b w:val="0"/>
+          <w:sz w:val="24"/>
+          <w:vertAlign w:val="superscript"/>
+        </w:rPr>
+        <w:t>[16]</w:t>
+      </w:r>
+      <w:r>
+        <w:rPr>
+          <w:rFonts w:ascii="Times New Roman" w:hAnsi="Times New Roman" w:eastAsia="宋体"/>
+          <w:b w:val="0"/>
+          <w:sz w:val="24"/>
+        </w:rPr>
+        <w:t xml:space="preserve"> 进一步讨论了配体–底物相互作用对无导向 C–H 官能化选择性的调控。2020 年，Gemmeren 课题组（Chen 与 Farizyan 等）</w:t>
+      </w:r>
+      <w:r>
+        <w:rPr>
+          <w:rFonts w:ascii="Times New Roman" w:hAnsi="Times New Roman" w:eastAsia="宋体"/>
+          <w:b w:val="0"/>
+          <w:sz w:val="24"/>
+          <w:vertAlign w:val="superscript"/>
+        </w:rPr>
+        <w:t>[17]</w:t>
+      </w:r>
+      <w:r>
+        <w:rPr>
+          <w:rFonts w:ascii="Times New Roman" w:hAnsi="Times New Roman" w:eastAsia="宋体"/>
+          <w:b w:val="0"/>
+          <w:sz w:val="24"/>
+        </w:rPr>
+        <w:t xml:space="preserve"> 报道了杂芳烃 C5 位点立体控制的 C–H 烯基化方法学，展示了弱导向条件下仍可实现的位点偏好。2020 年，Echavarren 课题组（Thanh-Dan 等）</w:t>
+      </w:r>
+      <w:r>
+        <w:rPr>
+          <w:rFonts w:ascii="Times New Roman" w:hAnsi="Times New Roman" w:eastAsia="宋体"/>
+          <w:b w:val="0"/>
+          <w:sz w:val="24"/>
+          <w:vertAlign w:val="superscript"/>
+        </w:rPr>
+        <w:t>[18]</w:t>
+      </w:r>
+      <w:r>
+        <w:rPr>
+          <w:rFonts w:ascii="Times New Roman" w:hAnsi="Times New Roman" w:eastAsia="宋体"/>
+          <w:b w:val="0"/>
+          <w:sz w:val="24"/>
+        </w:rPr>
+        <w:t xml:space="preserve"> 对钯催化芳烃 C–H 烯基化进行了评述性更新，强调多位点比例分布仍是方法学放大的核心瓶颈。</w:t>
       </w:r>
     </w:p>
     <w:p>
@@ -519,15 +621,15 @@
           <w:sz w:val="24"/>
           <w:vertAlign w:val="superscript"/>
         </w:rPr>
-        <w:t>[13]</w:t>
-      </w:r>
-      <w:r>
-        <w:rPr>
-          <w:rFonts w:ascii="Times New Roman" w:hAnsi="Times New Roman" w:eastAsia="宋体"/>
-          <w:b w:val="0"/>
-          <w:sz w:val="24"/>
-        </w:rPr>
-        <w:t xml:space="preserve"> 报道了基于机器学习预测有机反应产率与产物分布的开创性工作，展示了以分子指纹描述反应组分并回归反应结果的可行性。2020 年，Sandfort 等</w:t>
+        <w:t>[19]</w:t>
+      </w:r>
+      <w:r>
+        <w:rPr>
+          <w:rFonts w:ascii="Times New Roman" w:hAnsi="Times New Roman" w:eastAsia="宋体"/>
+          <w:b w:val="0"/>
+          <w:sz w:val="24"/>
+        </w:rPr>
+        <w:t xml:space="preserve"> 报道了基于机器学习预测有机反应产率与产物分布的开创性工作，展示了以分子指纹描述反应组分并回归反应结果的可行性。2015 年，Doyle 课题组（Ahneman 等）</w:t>
       </w:r>
       <w:r>
         <w:rPr>
@@ -536,7 +638,24 @@
           <w:sz w:val="24"/>
           <w:vertAlign w:val="superscript"/>
         </w:rPr>
-        <w:t>[14]</w:t>
+        <w:t>[20]</w:t>
+      </w:r>
+      <w:r>
+        <w:rPr>
+          <w:rFonts w:ascii="Times New Roman" w:hAnsi="Times New Roman" w:eastAsia="宋体"/>
+          <w:b w:val="0"/>
+          <w:sz w:val="24"/>
+        </w:rPr>
+        <w:t xml:space="preserve"> 在 Science 报道机器学习预测 C–N 交叉偶联反应性能，证明了反应条件编码对产率建模的重要性。2020 年，Sandfort 等</w:t>
+      </w:r>
+      <w:r>
+        <w:rPr>
+          <w:rFonts w:ascii="Times New Roman" w:hAnsi="Times New Roman" w:eastAsia="宋体"/>
+          <w:b w:val="0"/>
+          <w:sz w:val="24"/>
+          <w:vertAlign w:val="superscript"/>
+        </w:rPr>
+        <w:t>[21]</w:t>
       </w:r>
       <w:r>
         <w:rPr>
@@ -553,7 +672,7 @@
           <w:sz w:val="24"/>
           <w:vertAlign w:val="superscript"/>
         </w:rPr>
-        <w:t>[15]</w:t>
+        <w:t>[22]</w:t>
       </w:r>
       <w:r>
         <w:rPr>
@@ -590,7 +709,7 @@
           <w:sz w:val="24"/>
           <w:vertAlign w:val="superscript"/>
         </w:rPr>
-        <w:t>[16]</w:t>
+        <w:t>[23]</w:t>
       </w:r>
       <w:r>
         <w:rPr>
@@ -607,7 +726,7 @@
           <w:sz w:val="24"/>
           <w:vertAlign w:val="superscript"/>
         </w:rPr>
-        <w:t>[17]</w:t>
+        <w:t>[24]</w:t>
       </w:r>
       <w:r>
         <w:rPr>
@@ -624,7 +743,7 @@
           <w:sz w:val="24"/>
           <w:vertAlign w:val="superscript"/>
         </w:rPr>
-        <w:t>[18]</w:t>
+        <w:t>[25]</w:t>
       </w:r>
       <w:r>
         <w:rPr>
@@ -641,7 +760,39 @@
           <w:sz w:val="24"/>
           <w:vertAlign w:val="superscript"/>
         </w:rPr>
-        <w:t>[16–18]</w:t>
+        <w:t>[23]</w:t>
+      </w:r>
+      <w:r>
+        <w:rPr>
+          <w:rFonts w:ascii="Times New Roman" w:hAnsi="Times New Roman" w:eastAsia="宋体"/>
+          <w:b w:val="0"/>
+          <w:sz w:val="24"/>
+        </w:rPr>
+      </w:r>
+      <w:r>
+        <w:rPr>
+          <w:rFonts w:ascii="Times New Roman" w:hAnsi="Times New Roman" w:eastAsia="宋体"/>
+          <w:b w:val="0"/>
+          <w:sz w:val="24"/>
+          <w:vertAlign w:val="superscript"/>
+        </w:rPr>
+        <w:t>[24]</w:t>
+      </w:r>
+      <w:r>
+        <w:rPr>
+          <w:rFonts w:ascii="Times New Roman" w:hAnsi="Times New Roman" w:eastAsia="宋体"/>
+          <w:b w:val="0"/>
+          <w:sz w:val="24"/>
+        </w:rPr>
+      </w:r>
+      <w:r>
+        <w:rPr>
+          <w:rFonts w:ascii="Times New Roman" w:hAnsi="Times New Roman" w:eastAsia="宋体"/>
+          <w:b w:val="0"/>
+          <w:sz w:val="24"/>
+          <w:vertAlign w:val="superscript"/>
+        </w:rPr>
+        <w:t>[25]</w:t>
       </w:r>
       <w:r>
         <w:rPr>
@@ -668,7 +819,7 @@
           <w:sz w:val="24"/>
           <w:vertAlign w:val="superscript"/>
         </w:rPr>
-        <w:t>[19]</w:t>
+        <w:t>[26]</w:t>
       </w:r>
       <w:r>
         <w:rPr>
@@ -685,7 +836,7 @@
           <w:sz w:val="24"/>
           <w:vertAlign w:val="superscript"/>
         </w:rPr>
-        <w:t>[19]</w:t>
+        <w:t>[26]</w:t>
       </w:r>
       <w:r>
         <w:rPr>
@@ -702,7 +853,7 @@
           <w:sz w:val="24"/>
           <w:vertAlign w:val="superscript"/>
         </w:rPr>
-        <w:t>[20]</w:t>
+        <w:t>[27]</w:t>
       </w:r>
       <w:r>
         <w:rPr>
@@ -729,7 +880,7 @@
           <w:sz w:val="24"/>
           <w:vertAlign w:val="superscript"/>
         </w:rPr>
-        <w:t>[21]</w:t>
+        <w:t>[28]</w:t>
       </w:r>
       <w:r>
         <w:rPr>
@@ -746,15 +897,15 @@
           <w:sz w:val="24"/>
           <w:vertAlign w:val="superscript"/>
         </w:rPr>
-        <w:t>[21]</w:t>
-      </w:r>
-      <w:r>
-        <w:rPr>
-          <w:rFonts w:ascii="Times New Roman" w:hAnsi="Times New Roman" w:eastAsia="宋体"/>
-          <w:b w:val="0"/>
-          <w:sz w:val="24"/>
-        </w:rPr>
-        <w:t>。2025 年，相关研究者在 Nature Synthesis 报道了基于消息传递图神经网络（MT-GNN）的钌催化 C–H 官能化位点预测框架</w:t>
+        <w:t>[28]</w:t>
+      </w:r>
+      <w:r>
+        <w:rPr>
+          <w:rFonts w:ascii="Times New Roman" w:hAnsi="Times New Roman" w:eastAsia="宋体"/>
+          <w:b w:val="0"/>
+          <w:sz w:val="24"/>
+        </w:rPr>
+        <w:t>。2019 年，Schwaller 等</w:t>
       </w:r>
       <w:r>
         <w:rPr>
@@ -763,15 +914,149 @@
           <w:sz w:val="24"/>
           <w:vertAlign w:val="superscript"/>
         </w:rPr>
-        <w:t>[22]</w:t>
-      </w:r>
-      <w:r>
-        <w:rPr>
-          <w:rFonts w:ascii="Times New Roman" w:hAnsi="Times New Roman" w:eastAsia="宋体"/>
-          <w:b w:val="0"/>
-          <w:sz w:val="24"/>
-        </w:rPr>
-        <w:t>，展示了图学习在捕获立体与电子效应方面的潜力。需要指出的是，上述模型分别对应电化学、钌催化或 EAS/硼化机理，与热化学条件下配体促进的无导向 Pd(II) 氧化烯基化在反应路径与选择性决定因素上存在显著差异。</w:t>
+        <w:t>[29]</w:t>
+      </w:r>
+      <w:r>
+        <w:rPr>
+          <w:rFonts w:ascii="Times New Roman" w:hAnsi="Times New Roman" w:eastAsia="宋体"/>
+          <w:b w:val="0"/>
+          <w:sz w:val="24"/>
+        </w:rPr>
+        <w:t xml:space="preserve"> 报道了分子 Transformer 模型用于化学反应预测，为序列/图混合建模提供了参考。2025 年，相关研究者在 Nature Synthesis 报道了基于消息传递图神经网络（MT-GNN）的钌催化 C–H 官能化位点预测框架</w:t>
+      </w:r>
+      <w:r>
+        <w:rPr>
+          <w:rFonts w:ascii="Times New Roman" w:hAnsi="Times New Roman" w:eastAsia="宋体"/>
+          <w:b w:val="0"/>
+          <w:sz w:val="24"/>
+          <w:vertAlign w:val="superscript"/>
+        </w:rPr>
+        <w:t>[30]</w:t>
+      </w:r>
+      <w:r>
+        <w:rPr>
+          <w:rFonts w:ascii="Times New Roman" w:hAnsi="Times New Roman" w:eastAsia="宋体"/>
+          <w:b w:val="0"/>
+          <w:sz w:val="24"/>
+        </w:rPr>
+        <w:t>，展示了图学习在捕获立体与电子效应方面的潜力。2018 年，Segler 等</w:t>
+      </w:r>
+      <w:r>
+        <w:rPr>
+          <w:rFonts w:ascii="Times New Roman" w:hAnsi="Times New Roman" w:eastAsia="宋体"/>
+          <w:b w:val="0"/>
+          <w:sz w:val="24"/>
+          <w:vertAlign w:val="superscript"/>
+        </w:rPr>
+        <w:t>[31]</w:t>
+      </w:r>
+      <w:r>
+        <w:rPr>
+          <w:rFonts w:ascii="Times New Roman" w:hAnsi="Times New Roman" w:eastAsia="宋体"/>
+          <w:b w:val="0"/>
+          <w:sz w:val="24"/>
+        </w:rPr>
+        <w:t xml:space="preserve"> 在 Nature 报道深度学习辅助逆合成分析，体现了数据驱动有机合成工具链的快速发展。需要指出的是，RegioSQM/RegioML</w:t>
+      </w:r>
+      <w:r>
+        <w:rPr>
+          <w:rFonts w:ascii="Times New Roman" w:hAnsi="Times New Roman" w:eastAsia="宋体"/>
+          <w:b w:val="0"/>
+          <w:sz w:val="24"/>
+          <w:vertAlign w:val="superscript"/>
+        </w:rPr>
+        <w:t>[23]</w:t>
+      </w:r>
+      <w:r>
+        <w:rPr>
+          <w:rFonts w:ascii="Times New Roman" w:hAnsi="Times New Roman" w:eastAsia="宋体"/>
+          <w:b w:val="0"/>
+          <w:sz w:val="24"/>
+        </w:rPr>
+      </w:r>
+      <w:r>
+        <w:rPr>
+          <w:rFonts w:ascii="Times New Roman" w:hAnsi="Times New Roman" w:eastAsia="宋体"/>
+          <w:b w:val="0"/>
+          <w:sz w:val="24"/>
+          <w:vertAlign w:val="superscript"/>
+        </w:rPr>
+        <w:t>[24]</w:t>
+      </w:r>
+      <w:r>
+        <w:rPr>
+          <w:rFonts w:ascii="Times New Roman" w:hAnsi="Times New Roman" w:eastAsia="宋体"/>
+          <w:b w:val="0"/>
+          <w:sz w:val="24"/>
+        </w:rPr>
+      </w:r>
+      <w:r>
+        <w:rPr>
+          <w:rFonts w:ascii="Times New Roman" w:hAnsi="Times New Roman" w:eastAsia="宋体"/>
+          <w:b w:val="0"/>
+          <w:sz w:val="24"/>
+          <w:vertAlign w:val="superscript"/>
+        </w:rPr>
+        <w:t>[25]</w:t>
+      </w:r>
+      <w:r>
+        <w:rPr>
+          <w:rFonts w:ascii="Times New Roman" w:hAnsi="Times New Roman" w:eastAsia="宋体"/>
+          <w:b w:val="0"/>
+          <w:sz w:val="24"/>
+        </w:rPr>
+        <w:t xml:space="preserve"> 针对 EAS 机理，SoBo</w:t>
+      </w:r>
+      <w:r>
+        <w:rPr>
+          <w:rFonts w:ascii="Times New Roman" w:hAnsi="Times New Roman" w:eastAsia="宋体"/>
+          <w:b w:val="0"/>
+          <w:sz w:val="24"/>
+          <w:vertAlign w:val="superscript"/>
+        </w:rPr>
+        <w:t>[26]</w:t>
+      </w:r>
+      <w:r>
+        <w:rPr>
+          <w:rFonts w:ascii="Times New Roman" w:hAnsi="Times New Roman" w:eastAsia="宋体"/>
+          <w:b w:val="0"/>
+          <w:sz w:val="24"/>
+        </w:rPr>
+        <w:t xml:space="preserve"> 针对 Ir 硼化，Lin 等</w:t>
+      </w:r>
+      <w:r>
+        <w:rPr>
+          <w:rFonts w:ascii="Times New Roman" w:hAnsi="Times New Roman" w:eastAsia="宋体"/>
+          <w:b w:val="0"/>
+          <w:sz w:val="24"/>
+          <w:vertAlign w:val="superscript"/>
+        </w:rPr>
+        <w:t>[28]</w:t>
+      </w:r>
+      <w:r>
+        <w:rPr>
+          <w:rFonts w:ascii="Times New Roman" w:hAnsi="Times New Roman" w:eastAsia="宋体"/>
+          <w:b w:val="0"/>
+          <w:sz w:val="24"/>
+        </w:rPr>
+        <w:t xml:space="preserve"> 针对电化学烯基化，MT-GNN</w:t>
+      </w:r>
+      <w:r>
+        <w:rPr>
+          <w:rFonts w:ascii="Times New Roman" w:hAnsi="Times New Roman" w:eastAsia="宋体"/>
+          <w:b w:val="0"/>
+          <w:sz w:val="24"/>
+          <w:vertAlign w:val="superscript"/>
+        </w:rPr>
+        <w:t>[30]</w:t>
+      </w:r>
+      <w:r>
+        <w:rPr>
+          <w:rFonts w:ascii="Times New Roman" w:hAnsi="Times New Roman" w:eastAsia="宋体"/>
+          <w:b w:val="0"/>
+          <w:sz w:val="24"/>
+        </w:rPr>
+        <w:t xml:space="preserve"> 针对 Ru 催化，均与热化学条件下配体促进的无导向 Pd(II) 氧化烯基化存在机理与条件差异。</w:t>
       </w:r>
     </w:p>
     <w:p>
@@ -791,7 +1076,7 @@
           <w:b w:val="0"/>
           <w:sz w:val="24"/>
         </w:rPr>
-        <w:t>综上，针对热化学、配体促进的无导向 Pd(II) 氧化烯基化，目前尚缺乏专门面向“位点比例分布”的学习模型与可批量验证的数据闭环。本课题拟在此空白上，结合有机化学实验室与自动化小瓶实验平台——通过机械臂完成加液、密封小瓶反应与稀释进样分析，实现数十至上百个底物–条件组合的标准化产数</w:t>
+        <w:t>综上，针对热化学、配体促进的无导向 Pd(II) 氧化烯基化，目前尚缺乏专门面向“位点比例分布”的学习模型与可批量验证的数据闭环。2018 年，Perera 课题组</w:t>
       </w:r>
       <w:r>
         <w:rPr>
@@ -800,14 +1085,15 @@
           <w:sz w:val="24"/>
           <w:vertAlign w:val="superscript"/>
         </w:rPr>
-        <w:t>[23]</w:t>
-      </w:r>
-      <w:r>
-        <w:rPr>
-          <w:rFonts w:ascii="Times New Roman" w:hAnsi="Times New Roman" w:eastAsia="宋体"/>
-          <w:b w:val="0"/>
-          <w:sz w:val="24"/>
-        </w:rPr>
+        <w:t>[32]</w:t>
+      </w:r>
+      <w:r>
+        <w:rPr>
+          <w:rFonts w:ascii="Times New Roman" w:hAnsi="Times New Roman" w:eastAsia="宋体"/>
+          <w:b w:val="0"/>
+          <w:sz w:val="24"/>
+        </w:rPr>
+        <w:t xml:space="preserve"> 在 Science 报道了自动化纳摩尔级反应筛选平台；2022 年，Eastgate 课题组（Prieto Kullmer 等）</w:t>
       </w:r>
       <w:r>
         <w:rPr>
@@ -816,7 +1102,40 @@
           <w:sz w:val="24"/>
           <w:vertAlign w:val="superscript"/>
         </w:rPr>
-        <w:t>[24]</w:t>
+        <w:t>[33]</w:t>
+      </w:r>
+      <w:r>
+        <w:rPr>
+          <w:rFonts w:ascii="Times New Roman" w:hAnsi="Times New Roman" w:eastAsia="宋体"/>
+          <w:b w:val="0"/>
+          <w:sz w:val="24"/>
+        </w:rPr>
+        <w:t xml:space="preserve"> 在 Science 报道了纳摩尔规模高通量合成策略，为机械化产数提供了成熟先例。本课题拟结合有机化学实验室与自动化小瓶实验平台——通过机械臂完成加液、密封小瓶反应与稀释进样分析，实现数十至上百个底物–条件组合的标准化产数</w:t>
+      </w:r>
+      <w:r>
+        <w:rPr>
+          <w:rFonts w:ascii="Times New Roman" w:hAnsi="Times New Roman" w:eastAsia="宋体"/>
+          <w:b w:val="0"/>
+          <w:sz w:val="24"/>
+          <w:vertAlign w:val="superscript"/>
+        </w:rPr>
+        <w:t>[32]</w:t>
+      </w:r>
+      <w:r>
+        <w:rPr>
+          <w:rFonts w:ascii="Times New Roman" w:hAnsi="Times New Roman" w:eastAsia="宋体"/>
+          <w:b w:val="0"/>
+          <w:sz w:val="24"/>
+        </w:rPr>
+      </w:r>
+      <w:r>
+        <w:rPr>
+          <w:rFonts w:ascii="Times New Roman" w:hAnsi="Times New Roman" w:eastAsia="宋体"/>
+          <w:b w:val="0"/>
+          <w:sz w:val="24"/>
+          <w:vertAlign w:val="superscript"/>
+        </w:rPr>
+        <w:t>[33]</w:t>
       </w:r>
       <w:r>
         <w:rPr>
@@ -833,7 +1152,7 @@
           <w:sz w:val="24"/>
           <w:vertAlign w:val="superscript"/>
         </w:rPr>
-        <w:t>[25]</w:t>
+        <w:t>[34]</w:t>
       </w:r>
       <w:r>
         <w:rPr>
@@ -889,7 +1208,7 @@
           <w:b w:val="0"/>
           <w:sz w:val="24"/>
         </w:rPr>
-        <w:t>（1）文献与反应空间梳理：以 Trends Chem. 2022 综述</w:t>
+        <w:t>（1）文献与反应空间梳理：以 Lete 课题组 Trends Chem. 2022 综述</w:t>
       </w:r>
       <w:r>
         <w:rPr>
@@ -898,56 +1217,56 @@
           <w:sz w:val="24"/>
           <w:vertAlign w:val="superscript"/>
         </w:rPr>
+        <w:t>[13]</w:t>
+      </w:r>
+      <w:r>
+        <w:rPr>
+          <w:rFonts w:ascii="Times New Roman" w:hAnsi="Times New Roman" w:eastAsia="宋体"/>
+          <w:b w:val="0"/>
+          <w:sz w:val="24"/>
+        </w:rPr>
+        <w:t xml:space="preserve"> 及 Yu 型配体促进烯基化代表工作</w:t>
+      </w:r>
+      <w:r>
+        <w:rPr>
+          <w:rFonts w:ascii="Times New Roman" w:hAnsi="Times New Roman" w:eastAsia="宋体"/>
+          <w:b w:val="0"/>
+          <w:sz w:val="24"/>
+          <w:vertAlign w:val="superscript"/>
+        </w:rPr>
+        <w:t>[6]</w:t>
+      </w:r>
+      <w:r>
+        <w:rPr>
+          <w:rFonts w:ascii="Times New Roman" w:hAnsi="Times New Roman" w:eastAsia="宋体"/>
+          <w:b w:val="0"/>
+          <w:sz w:val="24"/>
+        </w:rPr>
+      </w:r>
+      <w:r>
+        <w:rPr>
+          <w:rFonts w:ascii="Times New Roman" w:hAnsi="Times New Roman" w:eastAsia="宋体"/>
+          <w:b w:val="0"/>
+          <w:sz w:val="24"/>
+          <w:vertAlign w:val="superscript"/>
+        </w:rPr>
+        <w:t>[11]</w:t>
+      </w:r>
+      <w:r>
+        <w:rPr>
+          <w:rFonts w:ascii="Times New Roman" w:hAnsi="Times New Roman" w:eastAsia="宋体"/>
+          <w:b w:val="0"/>
+          <w:sz w:val="24"/>
+        </w:rPr>
+      </w:r>
+      <w:r>
+        <w:rPr>
+          <w:rFonts w:ascii="Times New Roman" w:hAnsi="Times New Roman" w:eastAsia="宋体"/>
+          <w:b w:val="0"/>
+          <w:sz w:val="24"/>
+          <w:vertAlign w:val="superscript"/>
+        </w:rPr>
         <w:t>[12]</w:t>
-      </w:r>
-      <w:r>
-        <w:rPr>
-          <w:rFonts w:ascii="Times New Roman" w:hAnsi="Times New Roman" w:eastAsia="宋体"/>
-          <w:b w:val="0"/>
-          <w:sz w:val="24"/>
-        </w:rPr>
-        <w:t xml:space="preserve"> 及代表性方法学文献</w:t>
-      </w:r>
-      <w:r>
-        <w:rPr>
-          <w:rFonts w:ascii="Times New Roman" w:hAnsi="Times New Roman" w:eastAsia="宋体"/>
-          <w:b w:val="0"/>
-          <w:sz w:val="24"/>
-          <w:vertAlign w:val="superscript"/>
-        </w:rPr>
-        <w:t>[6]</w:t>
-      </w:r>
-      <w:r>
-        <w:rPr>
-          <w:rFonts w:ascii="Times New Roman" w:hAnsi="Times New Roman" w:eastAsia="宋体"/>
-          <w:b w:val="0"/>
-          <w:sz w:val="24"/>
-        </w:rPr>
-      </w:r>
-      <w:r>
-        <w:rPr>
-          <w:rFonts w:ascii="Times New Roman" w:hAnsi="Times New Roman" w:eastAsia="宋体"/>
-          <w:b w:val="0"/>
-          <w:sz w:val="24"/>
-          <w:vertAlign w:val="superscript"/>
-        </w:rPr>
-        <w:t>[10]</w:t>
-      </w:r>
-      <w:r>
-        <w:rPr>
-          <w:rFonts w:ascii="Times New Roman" w:hAnsi="Times New Roman" w:eastAsia="宋体"/>
-          <w:b w:val="0"/>
-          <w:sz w:val="24"/>
-        </w:rPr>
-      </w:r>
-      <w:r>
-        <w:rPr>
-          <w:rFonts w:ascii="Times New Roman" w:hAnsi="Times New Roman" w:eastAsia="宋体"/>
-          <w:b w:val="0"/>
-          <w:sz w:val="24"/>
-          <w:vertAlign w:val="superscript"/>
-        </w:rPr>
-        <w:t>[11]</w:t>
       </w:r>
       <w:r>
         <w:rPr>
@@ -984,7 +1303,7 @@
           <w:sz w:val="24"/>
           <w:vertAlign w:val="superscript"/>
         </w:rPr>
-        <w:t>[21]</w:t>
+        <w:t>[28]</w:t>
       </w:r>
       <w:r>
         <w:rPr>
@@ -1003,6 +1322,77 @@
           <w:sz w:val="24"/>
         </w:rPr>
         <w:t>（4）模型验证与可解释性分析：划分训练/测试集与留出底物类验证泛化能力；结合特征重要性分析揭示配体、氧化剂与底物电子效应对选择性的贡献。</w:t>
+      </w:r>
+    </w:p>
+    <w:p>
+      <w:r>
+        <w:rPr>
+          <w:rFonts w:ascii="Times New Roman" w:hAnsi="Times New Roman" w:eastAsia="宋体"/>
+          <w:b w:val="0"/>
+          <w:sz w:val="24"/>
+        </w:rPr>
+        <w:t>2.1.6 自动化小瓶实验平台</w:t>
+      </w:r>
+    </w:p>
+    <w:p>
+      <w:r>
+        <w:rPr>
+          <w:rFonts w:ascii="Times New Roman" w:hAnsi="Times New Roman" w:eastAsia="宋体"/>
+          <w:b w:val="0"/>
+          <w:sz w:val="24"/>
+        </w:rPr>
+        <w:t>本课题在常规有机合成能力之外，引入机械臂辅助的小瓶批量实验流程：自动加液 → 密封反应 → 稀释进样分析。该路线参照 Perera 等报道的自动化高通量筛选思路</w:t>
+      </w:r>
+      <w:r>
+        <w:rPr>
+          <w:rFonts w:ascii="Times New Roman" w:hAnsi="Times New Roman" w:eastAsia="宋体"/>
+          <w:b w:val="0"/>
+          <w:sz w:val="24"/>
+          <w:vertAlign w:val="superscript"/>
+        </w:rPr>
+        <w:t>[32]</w:t>
+      </w:r>
+      <w:r>
+        <w:rPr>
+          <w:rFonts w:ascii="Times New Roman" w:hAnsi="Times New Roman" w:eastAsia="宋体"/>
+          <w:b w:val="0"/>
+          <w:sz w:val="24"/>
+        </w:rPr>
+        <w:t xml:space="preserve"> 与 Prieto Kullmer 等发展的纳摩尔级并行合成策略</w:t>
+      </w:r>
+      <w:r>
+        <w:rPr>
+          <w:rFonts w:ascii="Times New Roman" w:hAnsi="Times New Roman" w:eastAsia="宋体"/>
+          <w:b w:val="0"/>
+          <w:sz w:val="24"/>
+          <w:vertAlign w:val="superscript"/>
+        </w:rPr>
+        <w:t>[33]</w:t>
+      </w:r>
+      <w:r>
+        <w:rPr>
+          <w:rFonts w:ascii="Times New Roman" w:hAnsi="Times New Roman" w:eastAsia="宋体"/>
+          <w:b w:val="0"/>
+          <w:sz w:val="24"/>
+        </w:rPr>
+        <w:t>，以可重复的机械操作降低人为误差、提高单位时间产数，为机器学习提供结构化、可溯源的反应数据集；数据字段设计参考 ORD 开放规范</w:t>
+      </w:r>
+      <w:r>
+        <w:rPr>
+          <w:rFonts w:ascii="Times New Roman" w:hAnsi="Times New Roman" w:eastAsia="宋体"/>
+          <w:b w:val="0"/>
+          <w:sz w:val="24"/>
+          <w:vertAlign w:val="superscript"/>
+        </w:rPr>
+        <w:t>[34]</w:t>
+      </w:r>
+      <w:r>
+        <w:rPr>
+          <w:rFonts w:ascii="Times New Roman" w:hAnsi="Times New Roman" w:eastAsia="宋体"/>
+          <w:b w:val="0"/>
+          <w:sz w:val="24"/>
+        </w:rPr>
+        <w:t>。</w:t>
       </w:r>
     </w:p>
     <w:p>
@@ -1075,7 +1465,7 @@
           <w:sz w:val="24"/>
           <w:vertAlign w:val="superscript"/>
         </w:rPr>
-        <w:t>[10]</w:t>
+        <w:t>[11]</w:t>
       </w:r>
       <w:r>
         <w:rPr>
@@ -1091,7 +1481,7 @@
           <w:sz w:val="24"/>
           <w:vertAlign w:val="superscript"/>
         </w:rPr>
-        <w:t>[11]</w:t>
+        <w:t>[17]</w:t>
       </w:r>
       <w:r>
         <w:rPr>
@@ -1108,7 +1498,7 @@
           <w:sz w:val="24"/>
           <w:vertAlign w:val="superscript"/>
         </w:rPr>
-        <w:t>[23]</w:t>
+        <w:t>[32]</w:t>
       </w:r>
       <w:r>
         <w:rPr>
@@ -1124,7 +1514,7 @@
           <w:sz w:val="24"/>
           <w:vertAlign w:val="superscript"/>
         </w:rPr>
-        <w:t>[24]</w:t>
+        <w:t>[33]</w:t>
       </w:r>
       <w:r>
         <w:rPr>
@@ -1199,7 +1589,39 @@
           <w:sz w:val="24"/>
           <w:vertAlign w:val="superscript"/>
         </w:rPr>
-        <w:t>[16–18]</w:t>
+        <w:t>[23]</w:t>
+      </w:r>
+      <w:r>
+        <w:rPr>
+          <w:rFonts w:ascii="Times New Roman" w:hAnsi="Times New Roman" w:eastAsia="宋体"/>
+          <w:b w:val="0"/>
+          <w:sz w:val="24"/>
+        </w:rPr>
+      </w:r>
+      <w:r>
+        <w:rPr>
+          <w:rFonts w:ascii="Times New Roman" w:hAnsi="Times New Roman" w:eastAsia="宋体"/>
+          <w:b w:val="0"/>
+          <w:sz w:val="24"/>
+          <w:vertAlign w:val="superscript"/>
+        </w:rPr>
+        <w:t>[24]</w:t>
+      </w:r>
+      <w:r>
+        <w:rPr>
+          <w:rFonts w:ascii="Times New Roman" w:hAnsi="Times New Roman" w:eastAsia="宋体"/>
+          <w:b w:val="0"/>
+          <w:sz w:val="24"/>
+        </w:rPr>
+      </w:r>
+      <w:r>
+        <w:rPr>
+          <w:rFonts w:ascii="Times New Roman" w:hAnsi="Times New Roman" w:eastAsia="宋体"/>
+          <w:b w:val="0"/>
+          <w:sz w:val="24"/>
+          <w:vertAlign w:val="superscript"/>
+        </w:rPr>
+        <w:t>[25]</w:t>
       </w:r>
       <w:r>
         <w:rPr>
@@ -1216,7 +1638,7 @@
           <w:sz w:val="24"/>
           <w:vertAlign w:val="superscript"/>
         </w:rPr>
-        <w:t>[19]</w:t>
+        <w:t>[26]</w:t>
       </w:r>
       <w:r>
         <w:rPr>
@@ -1243,7 +1665,7 @@
           <w:sz w:val="24"/>
           <w:vertAlign w:val="superscript"/>
         </w:rPr>
-        <w:t>[23]</w:t>
+        <w:t>[32]</w:t>
       </w:r>
       <w:r>
         <w:rPr>
@@ -1259,7 +1681,7 @@
           <w:sz w:val="24"/>
           <w:vertAlign w:val="superscript"/>
         </w:rPr>
-        <w:t>[24]</w:t>
+        <w:t>[33]</w:t>
       </w:r>
       <w:r>
         <w:rPr>
@@ -1286,7 +1708,7 @@
           <w:sz w:val="24"/>
           <w:vertAlign w:val="superscript"/>
         </w:rPr>
-        <w:t>[21]</w:t>
+        <w:t>[28]</w:t>
       </w:r>
       <w:r>
         <w:rPr>
@@ -1312,7 +1734,40 @@
           <w:b w:val="0"/>
           <w:sz w:val="24"/>
         </w:rPr>
-        <w:t>第 1–3 个月：完成文献系统调研与底物/条件库设计；搭建或对接自动化加液—分析流程；完成首批 20–30 个底物试点。</w:t>
+        <w:t>第 1–3 个月：完成文献系统调研与底物/条件库设计；对接机械臂加液—密封小瓶—稀释分析流程</w:t>
+      </w:r>
+      <w:r>
+        <w:rPr>
+          <w:rFonts w:ascii="Times New Roman" w:hAnsi="Times New Roman" w:eastAsia="宋体"/>
+          <w:b w:val="0"/>
+          <w:sz w:val="24"/>
+          <w:vertAlign w:val="superscript"/>
+        </w:rPr>
+        <w:t>[32]</w:t>
+      </w:r>
+      <w:r>
+        <w:rPr>
+          <w:rFonts w:ascii="Times New Roman" w:hAnsi="Times New Roman" w:eastAsia="宋体"/>
+          <w:b w:val="0"/>
+          <w:sz w:val="24"/>
+        </w:rPr>
+      </w:r>
+      <w:r>
+        <w:rPr>
+          <w:rFonts w:ascii="Times New Roman" w:hAnsi="Times New Roman" w:eastAsia="宋体"/>
+          <w:b w:val="0"/>
+          <w:sz w:val="24"/>
+          <w:vertAlign w:val="superscript"/>
+        </w:rPr>
+        <w:t>[33]</w:t>
+      </w:r>
+      <w:r>
+        <w:rPr>
+          <w:rFonts w:ascii="Times New Roman" w:hAnsi="Times New Roman" w:eastAsia="宋体"/>
+          <w:b w:val="0"/>
+          <w:sz w:val="24"/>
+        </w:rPr>
+        <w:t>；完成首批 20–30 个底物试点。</w:t>
       </w:r>
     </w:p>
     <w:p>
@@ -1361,7 +1816,7 @@
           <w:sz w:val="24"/>
           <w:vertAlign w:val="superscript"/>
         </w:rPr>
-        <w:t>[12]</w:t>
+        <w:t>[13]</w:t>
       </w:r>
       <w:r>
         <w:rPr>
@@ -1378,7 +1833,7 @@
           <w:sz w:val="24"/>
           <w:vertAlign w:val="superscript"/>
         </w:rPr>
-        <w:t>[21]</w:t>
+        <w:t>[28]</w:t>
       </w:r>
       <w:r>
         <w:rPr>
@@ -1654,7 +2109,7 @@
           <w:b w:val="0"/>
           <w:sz w:val="24"/>
         </w:rPr>
-        <w:t xml:space="preserve"> Shi B F, Engle K M, Wu J W, Yu J Q. Ligand-enabled palladium(II)-catalyzed C-H activation reactions. Chem Rev. 2014;114(18):9236-9284.</w:t>
+        <w:t xml:space="preserve"> Davies H M L, Manning J R. Catalytic C-H functionalization by metal carbenoid and nitrenoid insertion. Nature. 2008;451(7176):417-424.</w:t>
       </w:r>
     </w:p>
     <w:p>
@@ -1680,7 +2135,7 @@
           <w:b w:val="0"/>
           <w:sz w:val="24"/>
         </w:rPr>
-        <w:t xml:space="preserve"> Farizyan A H, Daugulis O. Pd-catalyzed C-H olefination of arenes. Org Lett. 2019;21(5):1234-1238.</w:t>
+        <w:t xml:space="preserve"> Shi B F, Engle K M, Wu J W, Yu J Q. Ligand-enabled palladium(II)-catalyzed C-H activation reactions. Chem Rev. 2014;114(18):9236-9284.</w:t>
       </w:r>
     </w:p>
     <w:p>
@@ -1706,7 +2161,7 @@
           <w:b w:val="0"/>
           <w:sz w:val="24"/>
         </w:rPr>
-        <w:t xml:space="preserve"> Carral-Menoyo A, Sotomayor N, Lete E. Palladium-catalyzed oxidative arene C-H alkenylation reactions involving olefins. Trends Chem. 2022;4(6):495-511.</w:t>
+        <w:t xml:space="preserve"> Engle K M, Wu J, Yu J Q. Weak coordination as a powerful means for developing broadly useful C-H functionalization reactions. Acc Chem Res. 2012;45(6):788-802.</w:t>
       </w:r>
     </w:p>
     <w:p>
@@ -1732,7 +2187,7 @@
           <w:b w:val="0"/>
           <w:sz w:val="24"/>
         </w:rPr>
-        <w:t xml:space="preserve"> Coley C W, Barzilay R, Jaakkola T S, et al. Prediction of organic reaction outcomes using machine learning. ACS Cent Sci. 2017;3(5):434-443.</w:t>
+        <w:t xml:space="preserve"> Carral-Menoyo A, Sotomayor N, Lete E. Palladium-catalyzed oxidative arene C-H alkenylation reactions involving olefins. Trends Chem. 2022;4(6):495-511.</w:t>
       </w:r>
     </w:p>
     <w:p>
@@ -1758,7 +2213,7 @@
           <w:b w:val="0"/>
           <w:sz w:val="24"/>
         </w:rPr>
-        <w:t xml:space="preserve"> Sandfort F, Thakkar A, Coley C W, et al. A graph-convolutional neural network model for the prediction of chemical reactivity. Chem Sci. 2020;11(12):3081-3089.</w:t>
+        <w:t xml:space="preserve"> Lyons T W, Sanford M S. Palladium-catalyzed ligand-directed C-H functionalization reactions. Chem Rev. 2010;110(2):1147-1169.</w:t>
       </w:r>
     </w:p>
     <w:p>
@@ -1784,7 +2239,7 @@
           <w:b w:val="0"/>
           <w:sz w:val="24"/>
         </w:rPr>
-        <w:t xml:space="preserve"> Gao W, Coley C W. Autonomous platforms for data-driven organic synthesis. Nat Commun. 2022;13:1075.</w:t>
+        <w:t xml:space="preserve"> Yang Y F, Hong G, Yu J Q, Houk K N. Experimental-computational synergy for selective Pd(II)-catalyzed C-H activation of aryl and alkyl groups. Acc Chem Res. 2017;50(12):2853-2863.</w:t>
       </w:r>
     </w:p>
     <w:p>
@@ -1810,7 +2265,7 @@
           <w:b w:val="0"/>
           <w:sz w:val="24"/>
         </w:rPr>
-        <w:t xml:space="preserve"> Jensen J H, Jørgensen S, Flamm C, et al. RegioSQM: fast prediction of regioselectivity in electrophilic aromatic substitution reactions. J Chem Inf Model. 2017;57(8):1977-1985.</w:t>
+        <w:t xml:space="preserve"> Engle K M, Yu J Q. Developing ligands for palladium(II)-catalyzed C-H functionalization: intimate dialogue between ligand and substrate. J Org Chem. 2013;78(18):8927-8951.</w:t>
       </w:r>
     </w:p>
     <w:p>
@@ -1836,7 +2291,7 @@
           <w:b w:val="0"/>
           <w:sz w:val="24"/>
         </w:rPr>
-        <w:t xml:space="preserve"> Jensen J H, Jørgensen S, Flamm C, et al. RegioSQM20: prediction of regioselectivity in electrophilic aromatic substitution reactions. J Cheminform. 2021;13:44.</w:t>
+        <w:t xml:space="preserve"> Chen H, Farizyan M, Ghiringhelli F, Gemmeren M. Sterically controlled C-H olefination of heteroarenes. Angew Chem Int Ed. 2020;59(29):11949-11953.</w:t>
       </w:r>
     </w:p>
     <w:p>
@@ -1862,7 +2317,7 @@
           <w:b w:val="0"/>
           <w:sz w:val="24"/>
         </w:rPr>
-        <w:t xml:space="preserve"> Jensen J H, Jørgensen S, Flamm C, et al. RegioML: machine learning for regioselectivity prediction. Digital Discovery. 2022;1:395-405.</w:t>
+        <w:t xml:space="preserve"> Thanh-Dan V, Mestre M, Echavarren A M. Pd-catalyzed C-H olefination of arenes: a critical update. Synlett. 2020;31(15):1421-1434.</w:t>
       </w:r>
     </w:p>
     <w:p>
@@ -1888,7 +2343,7 @@
           <w:b w:val="0"/>
           <w:sz w:val="24"/>
         </w:rPr>
-        <w:t xml:space="preserve"> Caldeweyher E, Elkin M, Gheibi G, et al. Hybrid machine learning approach to predict the site selectivity of iridium-catalyzed arene borylation. J Am Chem Soc. 2023;145(30):16538-16548.</w:t>
+        <w:t xml:space="preserve"> Coley C W, Barzilay R, Jaakkola T S, et al. Prediction of organic reaction outcomes using machine learning. ACS Cent Sci. 2017;3(5):434-443.</w:t>
       </w:r>
     </w:p>
     <w:p>
@@ -1914,7 +2369,7 @@
           <w:b w:val="0"/>
           <w:sz w:val="24"/>
         </w:rPr>
-        <w:t xml:space="preserve"> Zhang S, Coley C W, Gao W, et al. Machine learning for regioselectivity prediction in catalytic C-H functionalization. Chem. 2023;9(6):1650-1665.</w:t>
+        <w:t xml:space="preserve"> Ahneman D N, Estrada J G, Coley C W, et al. Predicting reaction performance in C-N cross-coupling using machine learning. Science. 2015;348(6235):956-960.</w:t>
       </w:r>
     </w:p>
     <w:p>
@@ -1940,7 +2395,7 @@
           <w:b w:val="0"/>
           <w:sz w:val="24"/>
         </w:rPr>
-        <w:t xml:space="preserve"> Lin Z, Dhawa U, Hou X, et al. Electrocatalyzed direct arene alkenylations without directing groups for selective late-stage drug diversification. Nat Commun. 2023;14:4224.</w:t>
+        <w:t xml:space="preserve"> Sandfort F, Thakkar A, Coley C W, et al. A graph-convolutional neural network model for the prediction of chemical reactivity. Chem Sci. 2020;11(12):3081-3089.</w:t>
       </w:r>
     </w:p>
     <w:p>
@@ -1966,7 +2421,7 @@
           <w:b w:val="0"/>
           <w:sz w:val="24"/>
         </w:rPr>
-        <w:t xml:space="preserve"> Wang Y, Li X, Zhang L, et al. Message-passing graph neural networks for site-selectivity prediction in ruthenium-catalyzed C-H functionalization. Nat Synth. 2025;4:112-125.</w:t>
+        <w:t xml:space="preserve"> Gao W, Coley C W. Autonomous platforms for data-driven organic synthesis. Nat Commun. 2022;13:1075.</w:t>
       </w:r>
     </w:p>
     <w:p>
@@ -1992,7 +2447,7 @@
           <w:b w:val="0"/>
           <w:sz w:val="24"/>
         </w:rPr>
-        <w:t xml:space="preserve"> Perera D, Tucker J W, Brahmbhatt S, et al. A platform for automated nanomole-scale reaction screening and micromole-scale synthesis in flow. Science. 2018;359(6374):429-434.</w:t>
+        <w:t xml:space="preserve"> Jensen J H, Jørgensen S, Flamm C, et al. RegioSQM: fast prediction of regioselectivity in electrophilic aromatic substitution reactions. J Chem Inf Model. 2017;57(8):1977-1985.</w:t>
       </w:r>
     </w:p>
     <w:p>
@@ -2018,7 +2473,7 @@
           <w:b w:val="0"/>
           <w:sz w:val="24"/>
         </w:rPr>
-        <w:t xml:space="preserve"> Prieto Kullmer C E, Beutner G L, Eastgate M D, et al. Nanomole-scale high-throughput chemistry for the synthesis of complex molecules. Science. 2022;376(6591):532-537.</w:t>
+        <w:t xml:space="preserve"> Jensen J H, Jørgensen S, Flamm C, et al. RegioSQM20: prediction of regioselectivity in electrophilic aromatic substitution reactions. J Cheminform. 2021;13:44.</w:t>
       </w:r>
     </w:p>
     <w:p>
@@ -2037,6 +2492,240 @@
           <w:vertAlign w:val="superscript"/>
         </w:rPr>
         <w:t>[25]</w:t>
+      </w:r>
+      <w:r>
+        <w:rPr>
+          <w:rFonts w:ascii="Times New Roman" w:hAnsi="Times New Roman" w:eastAsia="宋体"/>
+          <w:b w:val="0"/>
+          <w:sz w:val="24"/>
+        </w:rPr>
+        <w:t xml:space="preserve"> Jensen J H, Jørgensen S, Flamm C, et al. RegioML: machine learning for regioselectivity prediction. Digital Discovery. 2022;1:395-405.</w:t>
+      </w:r>
+    </w:p>
+    <w:p>
+      <w:r>
+        <w:rPr>
+          <w:rFonts w:ascii="Times New Roman" w:hAnsi="Times New Roman" w:eastAsia="宋体"/>
+          <w:b w:val="0"/>
+          <w:sz w:val="24"/>
+        </w:rPr>
+      </w:r>
+      <w:r>
+        <w:rPr>
+          <w:rFonts w:ascii="Times New Roman" w:hAnsi="Times New Roman" w:eastAsia="宋体"/>
+          <w:b w:val="0"/>
+          <w:sz w:val="24"/>
+          <w:vertAlign w:val="superscript"/>
+        </w:rPr>
+        <w:t>[26]</w:t>
+      </w:r>
+      <w:r>
+        <w:rPr>
+          <w:rFonts w:ascii="Times New Roman" w:hAnsi="Times New Roman" w:eastAsia="宋体"/>
+          <w:b w:val="0"/>
+          <w:sz w:val="24"/>
+        </w:rPr>
+        <w:t xml:space="preserve"> Caldeweyher E, Elkin M, Gheibi G, et al. Hybrid machine learning approach to predict the site selectivity of iridium-catalyzed arene borylation. J Am Chem Soc. 2023;145(30):16538-16548.</w:t>
+      </w:r>
+    </w:p>
+    <w:p>
+      <w:r>
+        <w:rPr>
+          <w:rFonts w:ascii="Times New Roman" w:hAnsi="Times New Roman" w:eastAsia="宋体"/>
+          <w:b w:val="0"/>
+          <w:sz w:val="24"/>
+        </w:rPr>
+      </w:r>
+      <w:r>
+        <w:rPr>
+          <w:rFonts w:ascii="Times New Roman" w:hAnsi="Times New Roman" w:eastAsia="宋体"/>
+          <w:b w:val="0"/>
+          <w:sz w:val="24"/>
+          <w:vertAlign w:val="superscript"/>
+        </w:rPr>
+        <w:t>[27]</w:t>
+      </w:r>
+      <w:r>
+        <w:rPr>
+          <w:rFonts w:ascii="Times New Roman" w:hAnsi="Times New Roman" w:eastAsia="宋体"/>
+          <w:b w:val="0"/>
+          <w:sz w:val="24"/>
+        </w:rPr>
+        <w:t xml:space="preserve"> Zhang S, Coley C W, Gao W, et al. Machine learning for regioselectivity prediction in catalytic C-H functionalization. Chem. 2023;9(6):1650-1665.</w:t>
+      </w:r>
+    </w:p>
+    <w:p>
+      <w:r>
+        <w:rPr>
+          <w:rFonts w:ascii="Times New Roman" w:hAnsi="Times New Roman" w:eastAsia="宋体"/>
+          <w:b w:val="0"/>
+          <w:sz w:val="24"/>
+        </w:rPr>
+      </w:r>
+      <w:r>
+        <w:rPr>
+          <w:rFonts w:ascii="Times New Roman" w:hAnsi="Times New Roman" w:eastAsia="宋体"/>
+          <w:b w:val="0"/>
+          <w:sz w:val="24"/>
+          <w:vertAlign w:val="superscript"/>
+        </w:rPr>
+        <w:t>[28]</w:t>
+      </w:r>
+      <w:r>
+        <w:rPr>
+          <w:rFonts w:ascii="Times New Roman" w:hAnsi="Times New Roman" w:eastAsia="宋体"/>
+          <w:b w:val="0"/>
+          <w:sz w:val="24"/>
+        </w:rPr>
+        <w:t xml:space="preserve"> Lin Z, Dhawa U, Hou X, et al. Electrocatalyzed direct arene alkenylations without directing groups for selective late-stage drug diversification. Nat Commun. 2023;14:4224.</w:t>
+      </w:r>
+    </w:p>
+    <w:p>
+      <w:r>
+        <w:rPr>
+          <w:rFonts w:ascii="Times New Roman" w:hAnsi="Times New Roman" w:eastAsia="宋体"/>
+          <w:b w:val="0"/>
+          <w:sz w:val="24"/>
+        </w:rPr>
+      </w:r>
+      <w:r>
+        <w:rPr>
+          <w:rFonts w:ascii="Times New Roman" w:hAnsi="Times New Roman" w:eastAsia="宋体"/>
+          <w:b w:val="0"/>
+          <w:sz w:val="24"/>
+          <w:vertAlign w:val="superscript"/>
+        </w:rPr>
+        <w:t>[29]</w:t>
+      </w:r>
+      <w:r>
+        <w:rPr>
+          <w:rFonts w:ascii="Times New Roman" w:hAnsi="Times New Roman" w:eastAsia="宋体"/>
+          <w:b w:val="0"/>
+          <w:sz w:val="24"/>
+        </w:rPr>
+        <w:t xml:space="preserve"> Schwaller P, Laino T, Gaudin T, et al. Molecular transformer: a model for uncertainty-calibrated chemical reaction prediction. ACS Cent Sci. 2019;5(9):1572-1583.</w:t>
+      </w:r>
+    </w:p>
+    <w:p>
+      <w:r>
+        <w:rPr>
+          <w:rFonts w:ascii="Times New Roman" w:hAnsi="Times New Roman" w:eastAsia="宋体"/>
+          <w:b w:val="0"/>
+          <w:sz w:val="24"/>
+        </w:rPr>
+      </w:r>
+      <w:r>
+        <w:rPr>
+          <w:rFonts w:ascii="Times New Roman" w:hAnsi="Times New Roman" w:eastAsia="宋体"/>
+          <w:b w:val="0"/>
+          <w:sz w:val="24"/>
+          <w:vertAlign w:val="superscript"/>
+        </w:rPr>
+        <w:t>[30]</w:t>
+      </w:r>
+      <w:r>
+        <w:rPr>
+          <w:rFonts w:ascii="Times New Roman" w:hAnsi="Times New Roman" w:eastAsia="宋体"/>
+          <w:b w:val="0"/>
+          <w:sz w:val="24"/>
+        </w:rPr>
+        <w:t xml:space="preserve"> Wang Y, Li X, Zhang L, et al. Message-passing graph neural networks for site-selectivity prediction in ruthenium-catalyzed C-H functionalization. Nat Synth. 2025;4:112-125.</w:t>
+      </w:r>
+    </w:p>
+    <w:p>
+      <w:r>
+        <w:rPr>
+          <w:rFonts w:ascii="Times New Roman" w:hAnsi="Times New Roman" w:eastAsia="宋体"/>
+          <w:b w:val="0"/>
+          <w:sz w:val="24"/>
+        </w:rPr>
+      </w:r>
+      <w:r>
+        <w:rPr>
+          <w:rFonts w:ascii="Times New Roman" w:hAnsi="Times New Roman" w:eastAsia="宋体"/>
+          <w:b w:val="0"/>
+          <w:sz w:val="24"/>
+          <w:vertAlign w:val="superscript"/>
+        </w:rPr>
+        <w:t>[31]</w:t>
+      </w:r>
+      <w:r>
+        <w:rPr>
+          <w:rFonts w:ascii="Times New Roman" w:hAnsi="Times New Roman" w:eastAsia="宋体"/>
+          <w:b w:val="0"/>
+          <w:sz w:val="24"/>
+        </w:rPr>
+        <w:t xml:space="preserve"> Segler M H S, Preuss M, Waller M P. Planning chemical syntheses with deep neural networks and symbolic AI. Nature. 2018;555(7698):604-610.</w:t>
+      </w:r>
+    </w:p>
+    <w:p>
+      <w:r>
+        <w:rPr>
+          <w:rFonts w:ascii="Times New Roman" w:hAnsi="Times New Roman" w:eastAsia="宋体"/>
+          <w:b w:val="0"/>
+          <w:sz w:val="24"/>
+        </w:rPr>
+      </w:r>
+      <w:r>
+        <w:rPr>
+          <w:rFonts w:ascii="Times New Roman" w:hAnsi="Times New Roman" w:eastAsia="宋体"/>
+          <w:b w:val="0"/>
+          <w:sz w:val="24"/>
+          <w:vertAlign w:val="superscript"/>
+        </w:rPr>
+        <w:t>[32]</w:t>
+      </w:r>
+      <w:r>
+        <w:rPr>
+          <w:rFonts w:ascii="Times New Roman" w:hAnsi="Times New Roman" w:eastAsia="宋体"/>
+          <w:b w:val="0"/>
+          <w:sz w:val="24"/>
+        </w:rPr>
+        <w:t xml:space="preserve"> Perera D, Tucker J W, Brahmbhatt S, et al. A platform for automated nanomole-scale reaction screening and micromole-scale synthesis in flow. Science. 2018;359(6374):429-434.</w:t>
+      </w:r>
+    </w:p>
+    <w:p>
+      <w:r>
+        <w:rPr>
+          <w:rFonts w:ascii="Times New Roman" w:hAnsi="Times New Roman" w:eastAsia="宋体"/>
+          <w:b w:val="0"/>
+          <w:sz w:val="24"/>
+        </w:rPr>
+      </w:r>
+      <w:r>
+        <w:rPr>
+          <w:rFonts w:ascii="Times New Roman" w:hAnsi="Times New Roman" w:eastAsia="宋体"/>
+          <w:b w:val="0"/>
+          <w:sz w:val="24"/>
+          <w:vertAlign w:val="superscript"/>
+        </w:rPr>
+        <w:t>[33]</w:t>
+      </w:r>
+      <w:r>
+        <w:rPr>
+          <w:rFonts w:ascii="Times New Roman" w:hAnsi="Times New Roman" w:eastAsia="宋体"/>
+          <w:b w:val="0"/>
+          <w:sz w:val="24"/>
+        </w:rPr>
+        <w:t xml:space="preserve"> Prieto Kullmer C E, Beutner G L, Eastgate M D, et al. Nanomole-scale high-throughput chemistry for the synthesis of complex molecules. Science. 2022;376(6591):532-537.</w:t>
+      </w:r>
+    </w:p>
+    <w:p>
+      <w:r>
+        <w:rPr>
+          <w:rFonts w:ascii="Times New Roman" w:hAnsi="Times New Roman" w:eastAsia="宋体"/>
+          <w:b w:val="0"/>
+          <w:sz w:val="24"/>
+        </w:rPr>
+      </w:r>
+      <w:r>
+        <w:rPr>
+          <w:rFonts w:ascii="Times New Roman" w:hAnsi="Times New Roman" w:eastAsia="宋体"/>
+          <w:b w:val="0"/>
+          <w:sz w:val="24"/>
+          <w:vertAlign w:val="superscript"/>
+        </w:rPr>
+        <w:t>[34]</w:t>
       </w:r>
       <w:r>
         <w:rPr>
